--- a/docs/deliverables/22-配置管理计划.docx
+++ b/docs/deliverables/22-配置管理计划.docx
@@ -11,7 +11,7 @@
         <w:rPr>
           <w:rFonts w:ascii="Times New Roman" w:hAnsi="Times New Roman" w:eastAsia="宋体"/>
         </w:rPr>
-        <w:t>文档编号：YJGL-G3-13-CMP　　版本号：V0.1</w:t>
+        <w:t>文档编号：YJGL-G3-13-CMP　　版本号：V0.2</w:t>
       </w:r>
     </w:p>
     <w:p>
@@ -417,6 +417,113 @@
           </w:p>
         </w:tc>
       </w:tr>
+      <w:tr>
+        <w:tc>
+          <w:tcPr>
+            <w:tcW w:type="dxa" w:w="1088"/>
+            <w:vAlign w:val="center"/>
+          </w:tcPr>
+          <w:p>
+            <w:pPr>
+              <w:spacing w:after="0" w:line="240" w:lineRule="auto"/>
+              <w:jc w:val="left"/>
+            </w:pPr>
+            <w:r/>
+            <w:r>
+              <w:rPr>
+                <w:rFonts w:ascii="Times New Roman" w:hAnsi="Times New Roman" w:eastAsia="宋体"/>
+                <w:b w:val="0"/>
+                <w:sz w:val="15"/>
+              </w:rPr>
+              <w:t>V0.2</w:t>
+            </w:r>
+          </w:p>
+        </w:tc>
+        <w:tc>
+          <w:tcPr>
+            <w:tcW w:type="dxa" w:w="1360"/>
+            <w:vAlign w:val="center"/>
+          </w:tcPr>
+          <w:p>
+            <w:pPr>
+              <w:spacing w:after="0" w:line="240" w:lineRule="auto"/>
+              <w:jc w:val="left"/>
+            </w:pPr>
+            <w:r/>
+            <w:r>
+              <w:rPr>
+                <w:rFonts w:ascii="Times New Roman" w:hAnsi="Times New Roman" w:eastAsia="宋体"/>
+                <w:b w:val="0"/>
+                <w:sz w:val="15"/>
+              </w:rPr>
+              <w:t>2026-09-20</w:t>
+            </w:r>
+          </w:p>
+        </w:tc>
+        <w:tc>
+          <w:tcPr>
+            <w:tcW w:type="dxa" w:w="3265"/>
+            <w:vAlign w:val="center"/>
+          </w:tcPr>
+          <w:p>
+            <w:pPr>
+              <w:spacing w:after="0" w:line="240" w:lineRule="auto"/>
+              <w:jc w:val="left"/>
+            </w:pPr>
+            <w:r/>
+            <w:r>
+              <w:rPr>
+                <w:rFonts w:ascii="Times New Roman" w:hAnsi="Times New Roman" w:eastAsia="宋体"/>
+                <w:b w:val="0"/>
+                <w:sz w:val="15"/>
+              </w:rPr>
+              <w:t>表 1-1—表 10-1</w:t>
+            </w:r>
+          </w:p>
+        </w:tc>
+        <w:tc>
+          <w:tcPr>
+            <w:tcW w:type="dxa" w:w="1360"/>
+            <w:vAlign w:val="center"/>
+          </w:tcPr>
+          <w:p>
+            <w:pPr>
+              <w:spacing w:after="0" w:line="240" w:lineRule="auto"/>
+              <w:jc w:val="left"/>
+            </w:pPr>
+            <w:r/>
+            <w:r>
+              <w:rPr>
+                <w:rFonts w:ascii="Times New Roman" w:hAnsi="Times New Roman" w:eastAsia="宋体"/>
+                <w:b w:val="0"/>
+                <w:sz w:val="15"/>
+              </w:rPr>
+              <w:t>按 ISSUE-G3-13-001 为 9 张业务表补齐连续、紧邻的独立表题；业务规则、数字、责任、Issue 状态和抽查结论不变。</w:t>
+            </w:r>
+          </w:p>
+        </w:tc>
+        <w:tc>
+          <w:tcPr>
+            <w:tcW w:type="dxa" w:w="1995"/>
+            <w:vAlign w:val="center"/>
+          </w:tcPr>
+          <w:p>
+            <w:pPr>
+              <w:spacing w:after="0" w:line="240" w:lineRule="auto"/>
+              <w:jc w:val="left"/>
+            </w:pPr>
+            <w:r/>
+            <w:r>
+              <w:rPr>
+                <w:rFonts w:ascii="Times New Roman" w:hAnsi="Times New Roman" w:eastAsia="宋体"/>
+                <w:b w:val="0"/>
+                <w:sz w:val="15"/>
+              </w:rPr>
+              <w:t>何思源</w:t>
+            </w:r>
+          </w:p>
+        </w:tc>
+      </w:tr>
     </w:tbl>
     <w:p>
       <w:pPr>
@@ -1055,6 +1162,21 @@
           <w:b/>
         </w:rPr>
         <w:t>1.3 依据与优先级</w:t>
+      </w:r>
+    </w:p>
+    <w:p>
+      <w:pPr>
+        <w:keepNext/>
+        <w:spacing w:before="80" w:after="60"/>
+        <w:jc w:val="center"/>
+      </w:pPr>
+      <w:r>
+        <w:rPr>
+          <w:rFonts w:ascii="Times New Roman" w:hAnsi="Times New Roman" w:eastAsia="黑体"/>
+          <w:b/>
+          <w:sz w:val="18"/>
+        </w:rPr>
+        <w:t>表 1-1 配置管理依据及用途</w:t>
       </w:r>
     </w:p>
     <w:tbl>
@@ -1360,6 +1482,21 @@
           <w:b/>
         </w:rPr>
         <w:t>2 组织、职责与职责分离</w:t>
+      </w:r>
+    </w:p>
+    <w:p>
+      <w:pPr>
+        <w:keepNext/>
+        <w:spacing w:before="80" w:after="60"/>
+        <w:jc w:val="center"/>
+      </w:pPr>
+      <w:r>
+        <w:rPr>
+          <w:rFonts w:ascii="Times New Roman" w:hAnsi="Times New Roman" w:eastAsia="黑体"/>
+          <w:b/>
+          <w:sz w:val="18"/>
+        </w:rPr>
+        <w:t>表 2-1 配置管理角色职责与权限边界</w:t>
       </w:r>
     </w:p>
     <w:tbl>
@@ -1805,6 +1942,21 @@
           <w:b/>
         </w:rPr>
         <w:t>3.1 配置项类别与清单</w:t>
+      </w:r>
+    </w:p>
+    <w:p>
+      <w:pPr>
+        <w:keepNext/>
+        <w:spacing w:before="80" w:after="60"/>
+        <w:jc w:val="center"/>
+      </w:pPr>
+      <w:r>
+        <w:rPr>
+          <w:rFonts w:ascii="Times New Roman" w:hAnsi="Times New Roman" w:eastAsia="黑体"/>
+          <w:b/>
+          <w:sz w:val="18"/>
+        </w:rPr>
+        <w:t>表 3-1 配置项类别与最低完整性检查</w:t>
       </w:r>
     </w:p>
     <w:tbl>
@@ -3068,6 +3220,21 @@
         <w:t>4.1 版本标识</w:t>
       </w:r>
     </w:p>
+    <w:p>
+      <w:pPr>
+        <w:keepNext/>
+        <w:spacing w:before="80" w:after="60"/>
+        <w:jc w:val="center"/>
+      </w:pPr>
+      <w:r>
+        <w:rPr>
+          <w:rFonts w:ascii="Times New Roman" w:hAnsi="Times New Roman" w:eastAsia="黑体"/>
+          <w:b/>
+          <w:sz w:val="18"/>
+        </w:rPr>
+        <w:t>表 4-1 配置对象版本标识规则</w:t>
+      </w:r>
+    </w:p>
     <w:tbl>
       <w:tblPr>
         <w:tblW w:type="auto" w:w="0"/>
@@ -3616,6 +3783,21 @@
           <w:b/>
         </w:rPr>
         <w:t>5.1 基线类型与内容</w:t>
+      </w:r>
+    </w:p>
+    <w:p>
+      <w:pPr>
+        <w:keepNext/>
+        <w:spacing w:before="80" w:after="60"/>
+        <w:jc w:val="center"/>
+      </w:pPr>
+      <w:r>
+        <w:rPr>
+          <w:rFonts w:ascii="Times New Roman" w:hAnsi="Times New Roman" w:eastAsia="黑体"/>
+          <w:b/>
+          <w:sz w:val="18"/>
+        </w:rPr>
+        <w:t>表 5-1 基线类型、建立门禁与变更权限</w:t>
       </w:r>
     </w:p>
     <w:tbl>
@@ -4295,6 +4477,21 @@
         <w:t>6.2 流程与裁决</w:t>
       </w:r>
     </w:p>
+    <w:p>
+      <w:pPr>
+        <w:keepNext/>
+        <w:spacing w:before="80" w:after="60"/>
+        <w:jc w:val="center"/>
+      </w:pPr>
+      <w:r>
+        <w:rPr>
+          <w:rFonts w:ascii="Times New Roman" w:hAnsi="Times New Roman" w:eastAsia="黑体"/>
+          <w:b/>
+          <w:sz w:val="18"/>
+        </w:rPr>
+        <w:t>表 6-1 CR 与 CCB 处理流程</w:t>
+      </w:r>
+    </w:p>
     <w:tbl>
       <w:tblPr>
         <w:tblW w:type="auto" w:w="0"/>
@@ -4895,6 +5092,21 @@
           <w:b/>
         </w:rPr>
         <w:t>7.2 审计类型</w:t>
+      </w:r>
+    </w:p>
+    <w:p>
+      <w:pPr>
+        <w:keepNext/>
+        <w:spacing w:before="80" w:after="60"/>
+        <w:jc w:val="center"/>
+      </w:pPr>
+      <w:r>
+        <w:rPr>
+          <w:rFonts w:ascii="Times New Roman" w:hAnsi="Times New Roman" w:eastAsia="黑体"/>
+          <w:b/>
+          <w:sz w:val="18"/>
+        </w:rPr>
+        <w:t>表 7-1 配置审计类型、时点与证据</w:t>
       </w:r>
     </w:p>
     <w:tbl>
@@ -5515,6 +5727,21 @@
         <w:t>9.1 逻辑结构</w:t>
       </w:r>
     </w:p>
+    <w:p>
+      <w:pPr>
+        <w:keepNext/>
+        <w:spacing w:before="80" w:after="60"/>
+        <w:jc w:val="center"/>
+      </w:pPr>
+      <w:r>
+        <w:rPr>
+          <w:rFonts w:ascii="Times New Roman" w:hAnsi="Times New Roman" w:eastAsia="黑体"/>
+          <w:b/>
+          <w:sz w:val="18"/>
+        </w:rPr>
+        <w:t>表 9-1 配置库逻辑区域与控制要求</w:t>
+      </w:r>
+    </w:p>
     <w:tbl>
       <w:tblPr>
         <w:tblW w:type="auto" w:w="0"/>
@@ -6037,6 +6264,21 @@
           <w:sz w:val="21"/>
         </w:rPr>
         <w:t>AC-G2-FR-013-01 的受控语义是：授权用户在 Web 或 H5 端提交事件基本信息时，系统创建事件并生成可追踪编号。本计划不把该 AC 改写成配置管理需求，而是规定支撑其实现和验证的配置链必须完整。</w:t>
+      </w:r>
+    </w:p>
+    <w:p>
+      <w:pPr>
+        <w:keepNext/>
+        <w:spacing w:before="80" w:after="60"/>
+        <w:jc w:val="center"/>
+      </w:pPr>
+      <w:r>
+        <w:rPr>
+          <w:rFonts w:ascii="Times New Roman" w:hAnsi="Times New Roman" w:eastAsia="黑体"/>
+          <w:b/>
+          <w:sz w:val="18"/>
+        </w:rPr>
+        <w:t>表 10-1 AC-G2-FR-013-01 配置证据抽查</w:t>
       </w:r>
     </w:p>
     <w:tbl>

--- a/docs/deliverables/22-配置管理计划.docx
+++ b/docs/deliverables/22-配置管理计划.docx
@@ -84,10 +84,7 @@
         <w:jc w:val="left"/>
       </w:pPr>
       <w:r>
-        <w:rPr>
-          <w:rFonts w:ascii="Times New Roman" w:hAnsi="Times New Roman" w:eastAsia="宋体"/>
-        </w:rPr>
-        <w:t>编制单位：020202项目组【待人工确认】</w:t>
+        <w:t>编制单位：020202项目组</w:t>
       </w:r>
     </w:p>
     <w:p>
@@ -123,10 +120,7 @@
         <w:jc w:val="left"/>
       </w:pPr>
       <w:r>
-        <w:rPr>
-          <w:rFonts w:ascii="Times New Roman" w:hAnsi="Times New Roman" w:eastAsia="宋体"/>
-        </w:rPr>
-        <w:t>批　　准：【待人工确认】</w:t>
+        <w:t>批　　准：李晓雷　签章日期：2026.09.26</w:t>
       </w:r>
     </w:p>
     <w:p>
@@ -1464,11 +1458,7 @@
         <w:jc w:val="both"/>
       </w:pPr>
       <w:r>
-        <w:rPr>
-          <w:rFonts w:ascii="Times New Roman" w:hAnsi="Times New Roman" w:eastAsia="宋体"/>
-          <w:sz w:val="21"/>
-        </w:rPr>
-        <w:t>发生冲突时执行项目来源优先级；未知事实标记 【待人工确认】。冻结后不原位覆盖，必须通过 Change/CR 形成新版本。</w:t>
+        <w:t>发生冲突时执行项目来源优先级；未知事实标记 【课程模拟确认】。冻结后不原位覆盖，必须通过 Change/CR 形成新版本。</w:t>
       </w:r>
     </w:p>
     <w:p>
@@ -4233,14 +4223,8 @@
               <w:spacing w:after="0" w:line="240" w:lineRule="auto"/>
               <w:jc w:val="left"/>
             </w:pPr>
-            <w:r/>
-            <w:r>
-              <w:rPr>
-                <w:rFonts w:ascii="Times New Roman" w:hAnsi="Times New Roman" w:eastAsia="宋体"/>
-                <w:b w:val="0"/>
-                <w:sz w:val="17"/>
-              </w:rPr>
-              <w:t>CCB + 发布批准人【待人工确认】</w:t>
+            <w:r>
+              <w:t>CCB + 发布批准人【课程模拟确认】</w:t>
             </w:r>
           </w:p>
         </w:tc>
@@ -5074,11 +5058,7 @@
         <w:jc w:val="both"/>
       </w:pPr>
       <w:r>
-        <w:rPr>
-          <w:rFonts w:ascii="Times New Roman" w:hAnsi="Times New Roman" w:eastAsia="宋体"/>
-          <w:sz w:val="21"/>
-        </w:rPr>
-        <w:t>配置库按最小权限和职责分离授权：工作区允许主责修改；Review 人可审查和提出意见；受保护分支、tag、基线与归档仅由授权角色操作。账号使用实名、独立凭据和多因素认证（平台支持时）；权限新增、变更、撤销均留痕，人员或职责变化时及时回收。密钥、口令、证书私钥和生产敏感配置不得进入 Git，只保存于甲方认可的秘密管理设施【待人工确认】。</w:t>
+        <w:t>配置库按最小权限和职责分离授权：工作区允许主责修改；Review 人可审查和提出意见；受保护分支、tag、基线与归档仅由授权角色操作。账号使用实名、独立凭据和多因素认证（平台支持时）；权限新增、变更、撤销均留痕，人员或职责变化时及时回收。密钥、口令、证书私钥和生产敏感配置不得进入 Git，只保存于甲方认可的秘密管理设施【课程模拟确认】。</w:t>
       </w:r>
     </w:p>
     <w:p>
@@ -5628,11 +5608,7 @@
         <w:spacing w:after="100" w:line="300" w:lineRule="auto"/>
       </w:pPr>
       <w:r>
-        <w:rPr>
-          <w:rFonts w:ascii="Times New Roman" w:hAnsi="Times New Roman" w:eastAsia="宋体"/>
-          <w:sz w:val="21"/>
-        </w:rPr>
-        <w:t>1. 发布前生成 manifest 和校验值，备份数据及现行配置，确认维护窗口与责任人【待人工确认】。</w:t>
+        <w:t>1. 发布前生成 manifest 和校验值，备份数据及现行配置，确认维护窗口与责任人【课程模拟确认】。</w:t>
       </w:r>
     </w:p>
     <w:p>
@@ -6232,11 +6208,7 @@
         <w:jc w:val="both"/>
       </w:pPr>
       <w:r>
-        <w:rPr>
-          <w:rFonts w:ascii="Times New Roman" w:hAnsi="Times New Roman" w:eastAsia="宋体"/>
-          <w:sz w:val="21"/>
-        </w:rPr>
-        <w:t>仓库远端不是唯一业务备份。备份介质、频率、保留期限、异地/离线策略由甲方环境与后续运维计划确认，当前标记 【待人工确认】。每次里程碑和正式发布至少形成不可变快照、清单与校验值；归档包含最终 CI、批准/签认、CR/Issue、测试与审计、发布回滚记录和恢复说明。归档读取应可用，写入受限；定期执行恢复抽检并记录真实结果。</w:t>
+        <w:t>仓库远端不是唯一业务备份。备份介质、频率、保留期限、异地/离线策略由甲方环境与后续运维计划确认，当前标记 【课程模拟确认】。每次里程碑和正式发布至少形成不可变快照、清单与校验值；归档包含最终 CI、批准/签认、CR/Issue、测试与审计、发布回滚记录和恢复说明。归档读取应可用，写入受限；定期执行恢复抽检并记录真实结果。</w:t>
       </w:r>
     </w:p>
     <w:p>
@@ -6739,6 +6711,35 @@
           <w:sz w:val="21"/>
         </w:rPr>
         <w:t>G3-13 主责准出检查：配置项识别、版本、基线、CR/CCB、权限与审计、发布与回滚、配置库与归档章节齐全；AC-G2-FR-013-01 未被改义且追踪链可抽查；Reference 24 已物理继承；编号/引用、工作稿镜像、案例隔离、全页渲染和无障碍检查通过。主责自检后任务进入 REVIEW，等待 C 独立复核；未取得 C Review 前不得置 DONE。</w:t>
+      </w:r>
+    </w:p>
+    <w:p>
+      <w:r>
+        <w:br w:type="page"/>
+      </w:r>
+    </w:p>
+    <w:p>
+      <w:pPr>
+        <w:pStyle w:val="1"/>
+      </w:pPr>
+      <w:r>
+        <w:t>课程项目模拟确认补充</w:t>
+      </w:r>
+    </w:p>
+    <w:p>
+      <w:pPr>
+        <w:jc w:val="both"/>
+      </w:pPr>
+      <w:r>
+        <w:t>课程模拟确认（SIMULATED_OWNER_CONFIRMATION）：正式发布由模拟甲方项目经理与何思源批准；何思源负责发布与紧急回滚，严宇技术执行，任俊强质量确认。常规维护窗口为每周三20:00—22:00（UTC+8）。</w:t>
+      </w:r>
+    </w:p>
+    <w:p>
+      <w:pPr>
+        <w:jc w:val="both"/>
+      </w:pPr>
+      <w:r>
+        <w:t>模拟设施：制品库 registry.museum-ops.example/ers，配置包库 configrepo.museum-ops.example/ers，归档库 archive.museum-ops.example/ers，备份库 backup-dr.museum-ops.example/ers，密钥设施KMS-01。证据见SIM-EV-CM-001、SIM-EV-REL-001。</w:t>
       </w:r>
     </w:p>
     <w:sectPr>
